--- a/en/scientists/CV/Word/Heyet_Mehmet_Riza_CV_EN.docx
+++ b/en/scientists/CV/Word/Heyet_Mehmet_Riza_CV_EN.docx
@@ -377,7 +377,7 @@
           <w:sz w:val="21"/>
           <w:szCs w:val="21"/>
         </w:rPr>
-        <w:t>Mehmet Riza Heyet teaches in the Department of Contemporary Turkic Dialects and Literatures at Ankara University, a post dated from 2013. He has been the concession holder and editor-in-chief of the journal Varliq since 2015 and head of the Tabriz Research Institute (TEBAREN) since 2016. He received a doctorate at Ankara University in 2021 on Mirza Mehdi Khan Astarabadi’s Sanglakh, and a master’s degree there in 2005. His bachelor’s studies in Azerbaijani language and literature were at N. Tusi Pedagogical University in 1993–1995 and Baku State University in 1995–1998. The CV lists selected books, articles, and talks on Iranian Turkic press, language, and identity.</w:t>
+        <w:t>Mehmet Riza Heyet teaches in the Department of Contemporary Turkic Dialects and Literatures at Ankara University, a post dated from 2013. He has been the concession holder and editor-in-chief of the journal Varliq since 2015 and head of the Tabriz Research Institute (TEBAREN) since 2016. He received a doctorate at Ankara University in 2021 on Mirza Mehdi Khan Astarabadi’s Sanglakh, and a master’s degree there in 2005. His bachelor’s studies in Azerbaijani language and literature were at N. Tusi Pedagogical University in 1993–1995 and Baku State University in 1995–1998. Published selected books, articles, and talks on Iranian Turkic press, language, and identity.</w:t>
       </w:r>
     </w:p>
     <w:p>
